--- a/docs/02_Technical_Build_Specification_FHIRAssistant_v1.1.0.docx
+++ b/docs/02_Technical_Build_Specification_FHIRAssistant_v1.1.0.docx
@@ -657,6 +657,58 @@
       </w:r>
     </w:p>
     <w:p>
+      <w:pPr>
+        <w:jc w:val="center"/>
+      </w:pPr>
+      <w:r>
+        <w:drawing>
+          <wp:inline xmlns:a="http://schemas.openxmlformats.org/drawingml/2006/main" xmlns:pic="http://schemas.openxmlformats.org/drawingml/2006/picture">
+            <wp:extent cx="5486400" cy="3429000"/>
+            <wp:docPr id="1" name="Picture 1"/>
+            <wp:cNvGraphicFramePr>
+              <a:graphicFrameLocks noChangeAspect="1"/>
+            </wp:cNvGraphicFramePr>
+            <a:graphic>
+              <a:graphicData uri="http://schemas.openxmlformats.org/drawingml/2006/picture">
+                <pic:pic>
+                  <pic:nvPicPr>
+                    <pic:cNvPr id="0" name="23_admin_agent_fhir.png"/>
+                    <pic:cNvPicPr/>
+                  </pic:nvPicPr>
+                  <pic:blipFill>
+                    <a:blip r:embed="rId9"/>
+                    <a:stretch>
+                      <a:fillRect/>
+                    </a:stretch>
+                  </pic:blipFill>
+                  <pic:spPr>
+                    <a:xfrm>
+                      <a:off x="0" y="0"/>
+                      <a:ext cx="5486400" cy="3429000"/>
+                    </a:xfrm>
+                    <a:prstGeom prst="rect"/>
+                  </pic:spPr>
+                </pic:pic>
+              </a:graphicData>
+            </a:graphic>
+          </wp:inline>
+        </w:drawing>
+      </w:r>
+    </w:p>
+    <w:p>
+      <w:pPr>
+        <w:jc w:val="center"/>
+      </w:pPr>
+      <w:r>
+        <w:rPr>
+          <w:i/>
+          <w:color w:val="6A6A6A"/>
+          <w:sz w:val="18"/>
+        </w:rPr>
+        <w:t>Figure 2.1 — Admin UI Agents tab with FHIRSpecialist selected. The system prompt, MCP bindings, skill bindings, and provider can be edited without redeploying source.</w:t>
+      </w:r>
+    </w:p>
+    <w:p>
       <w:r>
         <w:br w:type="page"/>
       </w:r>
@@ -706,6 +758,58 @@
     <w:p>
       <w:r>
         <w:t>AgenticInterop.MCP.Catalog groups the 7 Tool.Catalog methods — class describe, namespace introspection, glossary, error-code lookup, plus the two vector-catalog search endpoints (search_ens, search_hs) shared with the Health Interop agent.</w:t>
+      </w:r>
+    </w:p>
+    <w:p>
+      <w:pPr>
+        <w:jc w:val="center"/>
+      </w:pPr>
+      <w:r>
+        <w:drawing>
+          <wp:inline xmlns:a="http://schemas.openxmlformats.org/drawingml/2006/main" xmlns:pic="http://schemas.openxmlformats.org/drawingml/2006/picture">
+            <wp:extent cx="5486400" cy="3429000"/>
+            <wp:docPr id="2" name="Picture 2"/>
+            <wp:cNvGraphicFramePr>
+              <a:graphicFrameLocks noChangeAspect="1"/>
+            </wp:cNvGraphicFramePr>
+            <a:graphic>
+              <a:graphicData uri="http://schemas.openxmlformats.org/drawingml/2006/picture">
+                <pic:pic>
+                  <pic:nvPicPr>
+                    <pic:cNvPr id="0" name="24_admin_mcp_fhirserver.png"/>
+                    <pic:cNvPicPr/>
+                  </pic:nvPicPr>
+                  <pic:blipFill>
+                    <a:blip r:embed="rId10"/>
+                    <a:stretch>
+                      <a:fillRect/>
+                    </a:stretch>
+                  </pic:blipFill>
+                  <pic:spPr>
+                    <a:xfrm>
+                      <a:off x="0" y="0"/>
+                      <a:ext cx="5486400" cy="3429000"/>
+                    </a:xfrm>
+                    <a:prstGeom prst="rect"/>
+                  </pic:spPr>
+                </pic:pic>
+              </a:graphicData>
+            </a:graphic>
+          </wp:inline>
+        </w:drawing>
+      </w:r>
+    </w:p>
+    <w:p>
+      <w:pPr>
+        <w:jc w:val="center"/>
+      </w:pPr>
+      <w:r>
+        <w:rPr>
+          <w:i/>
+          <w:color w:val="6A6A6A"/>
+          <w:sz w:val="18"/>
+        </w:rPr>
+        <w:t>Figure 3.1 — Admin UI MCPs tab showing MCP.FHIRServer. Each MCP groups one or more ToolSets for admin-UI configuration.</w:t>
       </w:r>
     </w:p>
     <w:p>
@@ -1502,6 +1606,58 @@
     <w:p/>
     <w:p>
       <w:pPr>
+        <w:jc w:val="center"/>
+      </w:pPr>
+      <w:r>
+        <w:drawing>
+          <wp:inline xmlns:a="http://schemas.openxmlformats.org/drawingml/2006/main" xmlns:pic="http://schemas.openxmlformats.org/drawingml/2006/picture">
+            <wp:extent cx="5486400" cy="3429000"/>
+            <wp:docPr id="3" name="Picture 3"/>
+            <wp:cNvGraphicFramePr>
+              <a:graphicFrameLocks noChangeAspect="1"/>
+            </wp:cNvGraphicFramePr>
+            <a:graphic>
+              <a:graphicData uri="http://schemas.openxmlformats.org/drawingml/2006/picture">
+                <pic:pic>
+                  <pic:nvPicPr>
+                    <pic:cNvPr id="0" name="25_admin_tool_fhirserver.png"/>
+                    <pic:cNvPicPr/>
+                  </pic:nvPicPr>
+                  <pic:blipFill>
+                    <a:blip r:embed="rId11"/>
+                    <a:stretch>
+                      <a:fillRect/>
+                    </a:stretch>
+                  </pic:blipFill>
+                  <pic:spPr>
+                    <a:xfrm>
+                      <a:off x="0" y="0"/>
+                      <a:ext cx="5486400" cy="3429000"/>
+                    </a:xfrm>
+                    <a:prstGeom prst="rect"/>
+                  </pic:spPr>
+                </pic:pic>
+              </a:graphicData>
+            </a:graphic>
+          </wp:inline>
+        </w:drawing>
+      </w:r>
+    </w:p>
+    <w:p>
+      <w:pPr>
+        <w:jc w:val="center"/>
+      </w:pPr>
+      <w:r>
+        <w:rPr>
+          <w:i/>
+          <w:color w:val="6A6A6A"/>
+          <w:sz w:val="18"/>
+        </w:rPr>
+        <w:t>Figure 4.1 — Admin UI Tools tab with Tool.FHIRServer expanded. Each public ClassMethod is a tool the LLM can call; descriptions are LLM-facing contracts.</w:t>
+      </w:r>
+    </w:p>
+    <w:p>
+      <w:pPr>
         <w:pStyle w:val="Heading2"/>
       </w:pPr>
       <w:r>
@@ -2282,6 +2438,110 @@
     <w:p>
       <w:r>
         <w:t>Both paths share the same Data.Chatbot row (key = fhir-management). Editing the row in the admin Chatbots tab — for example, swapping AgentClass to a custom subclass — takes effect on the next chat session without redeploying the patch.</w:t>
+      </w:r>
+    </w:p>
+    <w:p>
+      <w:pPr>
+        <w:jc w:val="center"/>
+      </w:pPr>
+      <w:r>
+        <w:drawing>
+          <wp:inline xmlns:a="http://schemas.openxmlformats.org/drawingml/2006/main" xmlns:pic="http://schemas.openxmlformats.org/drawingml/2006/picture">
+            <wp:extent cx="5486400" cy="3429000"/>
+            <wp:docPr id="4" name="Picture 4"/>
+            <wp:cNvGraphicFramePr>
+              <a:graphicFrameLocks noChangeAspect="1"/>
+            </wp:cNvGraphicFramePr>
+            <a:graphic>
+              <a:graphicData uri="http://schemas.openxmlformats.org/drawingml/2006/picture">
+                <pic:pic>
+                  <pic:nvPicPr>
+                    <pic:cNvPr id="0" name="20_fhir_management.png"/>
+                    <pic:cNvPicPr/>
+                  </pic:nvPicPr>
+                  <pic:blipFill>
+                    <a:blip r:embed="rId12"/>
+                    <a:stretch>
+                      <a:fillRect/>
+                    </a:stretch>
+                  </pic:blipFill>
+                  <pic:spPr>
+                    <a:xfrm>
+                      <a:off x="0" y="0"/>
+                      <a:ext cx="5486400" cy="3429000"/>
+                    </a:xfrm>
+                    <a:prstGeom prst="rect"/>
+                  </pic:spPr>
+                </pic:pic>
+              </a:graphicData>
+            </a:graphic>
+          </wp:inline>
+        </w:drawing>
+      </w:r>
+    </w:p>
+    <w:p>
+      <w:pPr>
+        <w:jc w:val="center"/>
+      </w:pPr>
+      <w:r>
+        <w:rPr>
+          <w:i/>
+          <w:color w:val="6A6A6A"/>
+          <w:sz w:val="18"/>
+        </w:rPr>
+        <w:t>Figure 6.1 — Shipped IRIS FHIR Server Management page at /csp/fhir-management. The FHIR Assistant launcher button is injected by AgenticInterop.Install.FHIRManagementPatch on IPM Activate.</w:t>
+      </w:r>
+    </w:p>
+    <w:p>
+      <w:pPr>
+        <w:jc w:val="center"/>
+      </w:pPr>
+      <w:r>
+        <w:drawing>
+          <wp:inline xmlns:a="http://schemas.openxmlformats.org/drawingml/2006/main" xmlns:pic="http://schemas.openxmlformats.org/drawingml/2006/picture">
+            <wp:extent cx="5486400" cy="3429000"/>
+            <wp:docPr id="5" name="Picture 5"/>
+            <wp:cNvGraphicFramePr>
+              <a:graphicFrameLocks noChangeAspect="1"/>
+            </wp:cNvGraphicFramePr>
+            <a:graphic>
+              <a:graphicData uri="http://schemas.openxmlformats.org/drawingml/2006/picture">
+                <pic:pic>
+                  <pic:nvPicPr>
+                    <pic:cNvPr id="0" name="22_admin_chatbots.png"/>
+                    <pic:cNvPicPr/>
+                  </pic:nvPicPr>
+                  <pic:blipFill>
+                    <a:blip r:embed="rId13"/>
+                    <a:stretch>
+                      <a:fillRect/>
+                    </a:stretch>
+                  </pic:blipFill>
+                  <pic:spPr>
+                    <a:xfrm>
+                      <a:off x="0" y="0"/>
+                      <a:ext cx="5486400" cy="3429000"/>
+                    </a:xfrm>
+                    <a:prstGeom prst="rect"/>
+                  </pic:spPr>
+                </pic:pic>
+              </a:graphicData>
+            </a:graphic>
+          </wp:inline>
+        </w:drawing>
+      </w:r>
+    </w:p>
+    <w:p>
+      <w:pPr>
+        <w:jc w:val="center"/>
+      </w:pPr>
+      <w:r>
+        <w:rPr>
+          <w:i/>
+          <w:color w:val="6A6A6A"/>
+          <w:sz w:val="18"/>
+        </w:rPr>
+        <w:t>Figure 6.2 — Admin UI Chatbots tab showing both shipped chatbot rows: interop (Health Interop) and fhir-management (FHIR Specialist). The agent class binding is editable without redeploying source.</w:t>
       </w:r>
     </w:p>
     <w:p>
